--- a/UseCaseDescription/UseCaseDescriptions.docx
+++ b/UseCaseDescription/UseCaseDescriptions.docx
@@ -252,9 +252,6 @@
     <w:p>
       <w:pPr>
         <w:spacing w:before="160" w:after="80"/>
-        <w:rPr>
-          <w:rFonts w:hint="eastAsia"/>
-        </w:rPr>
       </w:pPr>
     </w:p>
     <w:tbl>
@@ -586,7 +583,7 @@
       <w:pPr>
         <w:spacing w:before="360" w:after="120"/>
         <w:rPr>
-          <w:rFonts w:asciiTheme="minorHAnsi" w:eastAsiaTheme="minorHAnsi" w:hAnsiTheme="minorHAnsi" w:hint="eastAsia"/>
+          <w:rFonts w:asciiTheme="minorHAnsi" w:eastAsiaTheme="minorHAnsi" w:hAnsiTheme="minorHAnsi"/>
           <w:b/>
           <w:bCs/>
           <w:color w:val="2E5496"/>
@@ -792,9 +789,6 @@
     <w:p>
       <w:pPr>
         <w:spacing w:before="160" w:after="80"/>
-        <w:rPr>
-          <w:rFonts w:hint="eastAsia"/>
-        </w:rPr>
       </w:pPr>
     </w:p>
     <w:tbl>
@@ -1363,9 +1357,6 @@
     <w:p>
       <w:pPr>
         <w:spacing w:before="160" w:after="80"/>
-        <w:rPr>
-          <w:rFonts w:hint="eastAsia"/>
-        </w:rPr>
       </w:pPr>
     </w:p>
     <w:tbl>
@@ -1813,25 +1804,7 @@
                 <w:sz w:val="20"/>
                 <w:szCs w:val="20"/>
               </w:rPr>
-              <w:t>로그인</w:t>
-            </w:r>
-            <w:r>
-              <w:rPr>
-                <w:rFonts w:ascii="함초롬바탕" w:eastAsia="함초롬바탕" w:hAnsi="함초롬바탕" w:cs="함초롬바탕" w:hint="eastAsia"/>
-                <w:color w:val="000000"/>
-                <w:sz w:val="20"/>
-                <w:szCs w:val="20"/>
-              </w:rPr>
-              <w:t xml:space="preserve"> </w:t>
-            </w:r>
-            <w:r>
-              <w:rPr>
-                <w:rFonts w:ascii="함초롬바탕" w:eastAsia="함초롬바탕" w:hAnsi="함초롬바탕" w:cs="함초롬바탕" w:hint="eastAsia"/>
-                <w:color w:val="000000"/>
-                <w:sz w:val="20"/>
-                <w:szCs w:val="20"/>
-              </w:rPr>
-              <w:t>된 상태의</w:t>
+              <w:t>로그인 된 상태의</w:t>
             </w:r>
             <w:r>
               <w:rPr>
@@ -2151,9 +2124,6 @@
     <w:p>
       <w:pPr>
         <w:spacing w:before="160" w:after="80"/>
-        <w:rPr>
-          <w:rFonts w:hint="eastAsia"/>
-        </w:rPr>
       </w:pPr>
     </w:p>
     <w:tbl>
@@ -2322,25 +2292,7 @@
                 <w:sz w:val="20"/>
                 <w:szCs w:val="20"/>
               </w:rPr>
-              <w:t>로그</w:t>
-            </w:r>
-            <w:r>
-              <w:rPr>
-                <w:rFonts w:ascii="함초롬바탕" w:eastAsia="함초롬바탕" w:hAnsi="함초롬바탕" w:cs="함초롬바탕" w:hint="eastAsia"/>
-                <w:color w:val="000000"/>
-                <w:sz w:val="20"/>
-                <w:szCs w:val="20"/>
-              </w:rPr>
-              <w:t>아웃</w:t>
-            </w:r>
-            <w:r>
-              <w:rPr>
-                <w:rFonts w:ascii="함초롬바탕" w:eastAsia="함초롬바탕" w:hAnsi="함초롬바탕" w:cs="함초롬바탕" w:hint="eastAsia"/>
-                <w:color w:val="000000"/>
-                <w:sz w:val="20"/>
-                <w:szCs w:val="20"/>
-              </w:rPr>
-              <w:t xml:space="preserve"> 화면을 보여준다.</w:t>
+              <w:t>로그아웃 화면을 보여준다.</w:t>
             </w:r>
           </w:p>
         </w:tc>
@@ -2683,7 +2635,6 @@
       <w:pPr>
         <w:spacing w:before="360" w:after="120"/>
         <w:rPr>
-          <w:rFonts w:hint="eastAsia"/>
           <w:b/>
           <w:bCs/>
           <w:color w:val="2E5496"/>
@@ -7807,7 +7758,25 @@
                 <w:sz w:val="20"/>
                 <w:szCs w:val="20"/>
               </w:rPr>
-              <w:t>답 제출 완료 메시지를 출력한다.</w:t>
+              <w:t>답 제출 완료 메시지를 출력</w:t>
+            </w:r>
+            <w:r>
+              <w:rPr>
+                <w:rFonts w:ascii="함초롬바탕" w:eastAsia="함초롬바탕" w:hAnsi="함초롬바탕" w:cs="함초롬바탕" w:hint="eastAsia"/>
+                <w:color w:val="000000"/>
+                <w:sz w:val="20"/>
+                <w:szCs w:val="20"/>
+              </w:rPr>
+              <w:t>하고 갱신된 화면을 출력한다</w:t>
+            </w:r>
+            <w:r>
+              <w:rPr>
+                <w:rFonts w:ascii="함초롬바탕" w:eastAsia="함초롬바탕" w:hAnsi="함초롬바탕" w:cs="함초롬바탕"/>
+                <w:color w:val="000000"/>
+                <w:sz w:val="20"/>
+                <w:szCs w:val="20"/>
+              </w:rPr>
+              <w:t>.</w:t>
             </w:r>
           </w:p>
         </w:tc>
@@ -9510,7 +9479,7 @@
                 <w:sz w:val="20"/>
                 <w:szCs w:val="20"/>
               </w:rPr>
-              <w:t>4. 수정 완료</w:t>
+              <w:t>4. 수정</w:t>
             </w:r>
             <w:r>
               <w:rPr>
